--- a/site/files/cover-letter.docx
+++ b/site/files/cover-letter.docx
@@ -18,7 +18,7 @@
       <w:r>
         <w:t xml:space="preserve">하태형 · </w:t>
       </w:r>
-      <w:hyperlink w:history="1" r:id="rIdbqwpwnln8nrvasla9ly6r">
+      <w:hyperlink w:history="1" r:id="rIdqmgloqwhhbbh_6o8xhcgg">
         <w:r>
           <w:rPr>
             <w:rStyle w:val="Hyperlink"/>

--- a/site/files/cover-letter.docx
+++ b/site/files/cover-letter.docx
@@ -18,7 +18,7 @@
       <w:r>
         <w:t xml:space="preserve">하태형 · </w:t>
       </w:r>
-      <w:hyperlink w:history="1" r:id="rIdqmgloqwhhbbh_6o8xhcgg">
+      <w:hyperlink w:history="1" r:id="rIdpmn4zpjnlnnsfinyr98tp">
         <w:r>
           <w:rPr>
             <w:rStyle w:val="Hyperlink"/>
@@ -33,7 +33,7 @@
         <w:spacing w:before="240" w:after="120"/>
       </w:pPr>
       <w:r>
-        <w:t xml:space="preserve">넘어진 다음 날 아침</w:t>
+        <w:t xml:space="preserve">돌아오는 속도</w:t>
       </w:r>
     </w:p>
     <w:p>

--- a/site/files/cover-letter.docx
+++ b/site/files/cover-letter.docx
@@ -18,7 +18,7 @@
       <w:r>
         <w:t xml:space="preserve">하태형 · </w:t>
       </w:r>
-      <w:hyperlink w:history="1" r:id="rIdpmn4zpjnlnnsfinyr98tp">
+      <w:hyperlink w:history="1" r:id="rIdwsvkrdy_4hpmr1yvyiq4q">
         <w:r>
           <w:rPr>
             <w:rStyle w:val="Hyperlink"/>
